--- a/비전공자도_이해할_수_있는_AWS_입문_실전/section03.docx
+++ b/비전공자도_이해할_수_있는_AWS_입문_실전/section03.docx
@@ -2,6 +2,1546 @@
 <file path=word/document.xml><?xml version="1.0" encoding="utf-8"?>
 <w:document xmlns:wpc="http://schemas.microsoft.com/office/word/2010/wordprocessingCanvas" xmlns:cx="http://schemas.microsoft.com/office/drawing/2014/chartex" xmlns:cx1="http://schemas.microsoft.com/office/drawing/2015/9/8/chartex" xmlns:cx2="http://schemas.microsoft.com/office/drawing/2015/10/21/chartex" xmlns:cx3="http://schemas.microsoft.com/office/drawing/2016/5/9/chartex" xmlns:cx4="http://schemas.microsoft.com/office/drawing/2016/5/10/chartex" xmlns:cx5="http://schemas.microsoft.com/office/drawing/2016/5/11/chartex" xmlns:cx6="http://schemas.microsoft.com/office/drawing/2016/5/12/chartex" xmlns:cx7="http://schemas.microsoft.com/office/drawing/2016/5/13/chartex" xmlns:cx8="http://schemas.microsoft.com/office/drawing/2016/5/14/chartex" xmlns:mc="http://schemas.openxmlformats.org/markup-compatibility/2006" xmlns:aink="http://schemas.microsoft.com/office/drawing/2016/ink" xmlns:am3d="http://schemas.microsoft.com/office/drawing/2017/model3d" xmlns:o="urn:schemas-microsoft-com:office:office" xmlns:oel="http://schemas.microsoft.com/office/2019/extlst" xmlns:r="http://schemas.openxmlformats.org/officeDocument/2006/relationships" xmlns:m="http://schemas.openxmlformats.org/officeDocument/2006/math" xmlns:v="urn:schemas-microsoft-com:vml" xmlns:wp14="http://schemas.microsoft.com/office/word/2010/wordprocessingDrawing" xmlns:wp="http://schemas.openxmlformats.org/drawingml/2006/wordprocessingDrawing" xmlns:w10="urn:schemas-microsoft-com:office:word" xmlns:w="http://schemas.openxmlformats.org/wordprocessingml/2006/main" xmlns:w14="http://schemas.microsoft.com/office/word/2010/wordml" xmlns:w15="http://schemas.microsoft.com/office/word/2012/wordml" xmlns:w16cex="http://schemas.microsoft.com/office/word/2018/wordml/cex" xmlns:w16cid="http://schemas.microsoft.com/office/word/2016/wordml/cid" xmlns:w16="http://schemas.microsoft.com/office/word/2018/wordml" xmlns:w16du="http://schemas.microsoft.com/office/word/2023/wordml/word16du" xmlns:w16sdtdh="http://schemas.microsoft.com/office/word/2020/wordml/sdtdatahash" xmlns:w16se="http://schemas.microsoft.com/office/word/2015/wordml/symex" xmlns:wpg="http://schemas.microsoft.com/office/word/2010/wordprocessingGroup" xmlns:wpi="http://schemas.microsoft.com/office/word/2010/wordprocessingInk" xmlns:wne="http://schemas.microsoft.com/office/word/2006/wordml" xmlns:wps="http://schemas.microsoft.com/office/word/2010/wordprocessingShape" mc:Ignorable="w14 w15 w16se w16cid w16 w16cex w16sdtdh wp14">
   <w:body>
+    <w:p>
+      <w:pPr>
+        <w:pStyle w:val="1"/>
+      </w:pPr>
+      <w:r>
+        <w:rPr>
+          <w:rFonts w:hint="eastAsia"/>
+        </w:rPr>
+        <w:t>E</w:t>
+      </w:r>
+      <w:r>
+        <w:t>LB</w:t>
+      </w:r>
+      <w:r>
+        <w:rPr>
+          <w:rFonts w:hint="eastAsia"/>
+        </w:rPr>
+        <w:t>란?</w:t>
+      </w:r>
+      <w:r>
+        <w:t xml:space="preserve"> / TLS, SSL</w:t>
+      </w:r>
+      <w:r>
+        <w:rPr>
+          <w:rFonts w:hint="eastAsia"/>
+        </w:rPr>
+        <w:t xml:space="preserve">과 </w:t>
+      </w:r>
+      <w:r>
+        <w:t>HTTPS</w:t>
+      </w:r>
+    </w:p>
+    <w:p>
+      <w:pPr>
+        <w:pStyle w:val="2"/>
+      </w:pPr>
+      <w:r>
+        <w:t>ELB(Elastic Load Balacner)</w:t>
+      </w:r>
+      <w:r>
+        <w:rPr>
+          <w:rFonts w:hint="eastAsia"/>
+        </w:rPr>
+        <w:t>란?</w:t>
+      </w:r>
+    </w:p>
+    <w:p>
+      <w:r>
+        <w:rPr>
+          <w:rFonts w:hint="eastAsia"/>
+        </w:rPr>
+        <w:t>요약:</w:t>
+      </w:r>
+      <w:r>
+        <w:t xml:space="preserve"> </w:t>
+      </w:r>
+      <w:r>
+        <w:rPr>
+          <w:rFonts w:hint="eastAsia"/>
+        </w:rPr>
+        <w:t>트래픽(부하)을 적절하게 분배해주는 장치이다.</w:t>
+      </w:r>
+    </w:p>
+    <w:p>
+      <w:r>
+        <w:rPr>
+          <w:rFonts w:hint="eastAsia"/>
+        </w:rPr>
+        <w:t>트래픽(부하)를 적절하게 분배해주는 장치를 보고 전문적인 용어로 로드밸런서(</w:t>
+      </w:r>
+      <w:r>
+        <w:t>Load Balancer)</w:t>
+      </w:r>
+      <w:r>
+        <w:rPr>
+          <w:rFonts w:hint="eastAsia"/>
+        </w:rPr>
+        <w:t>라고 부른다.</w:t>
+      </w:r>
+      <w:r>
+        <w:t xml:space="preserve"> </w:t>
+      </w:r>
+      <w:r>
+        <w:rPr>
+          <w:rFonts w:hint="eastAsia"/>
+        </w:rPr>
+        <w:t xml:space="preserve">서버를 </w:t>
+      </w:r>
+      <w:r>
+        <w:t>2</w:t>
+      </w:r>
+      <w:r>
+        <w:rPr>
+          <w:rFonts w:hint="eastAsia"/>
+        </w:rPr>
+        <w:t xml:space="preserve">대 이상 가용할 때 </w:t>
+      </w:r>
+      <w:r>
+        <w:t>ELB</w:t>
+      </w:r>
+      <w:r>
+        <w:rPr>
+          <w:rFonts w:hint="eastAsia"/>
+        </w:rPr>
+        <w:t>를 필수적으로 도입하게 된다.</w:t>
+      </w:r>
+    </w:p>
+    <w:p>
+      <w:r>
+        <w:rPr>
+          <w:noProof/>
+        </w:rPr>
+        <w:drawing>
+          <wp:inline distT="0" distB="0" distL="0" distR="0" wp14:anchorId="2510D217" wp14:editId="72EB1596">
+            <wp:extent cx="1784909" cy="1749511"/>
+            <wp:effectExtent l="0" t="0" r="6350" b="3175"/>
+            <wp:docPr id="637927975" name="그림 1"/>
+            <wp:cNvGraphicFramePr>
+              <a:graphicFrameLocks xmlns:a="http://schemas.openxmlformats.org/drawingml/2006/main" noChangeAspect="1"/>
+            </wp:cNvGraphicFramePr>
+            <a:graphic xmlns:a="http://schemas.openxmlformats.org/drawingml/2006/main">
+              <a:graphicData uri="http://schemas.openxmlformats.org/drawingml/2006/picture">
+                <pic:pic xmlns:pic="http://schemas.openxmlformats.org/drawingml/2006/picture">
+                  <pic:nvPicPr>
+                    <pic:cNvPr id="0" name="Picture 1"/>
+                    <pic:cNvPicPr>
+                      <a:picLocks noChangeAspect="1" noChangeArrowheads="1"/>
+                    </pic:cNvPicPr>
+                  </pic:nvPicPr>
+                  <pic:blipFill>
+                    <a:blip r:embed="rId6" cstate="print">
+                      <a:extLst>
+                        <a:ext uri="{28A0092B-C50C-407E-A947-70E740481C1C}">
+                          <a14:useLocalDpi xmlns:a14="http://schemas.microsoft.com/office/drawing/2010/main" val="0"/>
+                        </a:ext>
+                      </a:extLst>
+                    </a:blip>
+                    <a:srcRect/>
+                    <a:stretch>
+                      <a:fillRect/>
+                    </a:stretch>
+                  </pic:blipFill>
+                  <pic:spPr bwMode="auto">
+                    <a:xfrm>
+                      <a:off x="0" y="0"/>
+                      <a:ext cx="1789966" cy="1754467"/>
+                    </a:xfrm>
+                    <a:prstGeom prst="rect">
+                      <a:avLst/>
+                    </a:prstGeom>
+                    <a:noFill/>
+                    <a:ln>
+                      <a:noFill/>
+                    </a:ln>
+                  </pic:spPr>
+                </pic:pic>
+              </a:graphicData>
+            </a:graphic>
+          </wp:inline>
+        </w:drawing>
+      </w:r>
+    </w:p>
+    <w:p>
+      <w:r>
+        <w:rPr>
+          <w:rFonts w:hint="eastAsia"/>
+        </w:rPr>
+        <w:t>출처</w:t>
+      </w:r>
+      <w:r>
+        <w:t xml:space="preserve">: </w:t>
+      </w:r>
+      <w:hyperlink r:id="rId7" w:history="1">
+        <w:r>
+          <w:rPr>
+            <w:rStyle w:val="a4"/>
+          </w:rPr>
+          <w:t>https://cloudacademy.com</w:t>
+        </w:r>
+      </w:hyperlink>
+    </w:p>
+    <w:p>
+      <w:r>
+        <w:rPr>
+          <w:rFonts w:hint="eastAsia"/>
+        </w:rPr>
+        <w:t>하지만</w:t>
+      </w:r>
+      <w:r>
+        <w:t xml:space="preserve"> 지금은 ELB의 로드밸런서 기능을 사용하지 않고, ELB의 부가 기능인 SSL/TLS(HTTPS)를 적용시키는 방법에 대해 </w:t>
+      </w:r>
+      <w:r>
+        <w:rPr>
+          <w:rFonts w:hint="eastAsia"/>
+        </w:rPr>
+        <w:t>알아보자.</w:t>
+      </w:r>
+    </w:p>
+    <w:p/>
+    <w:p>
+      <w:pPr>
+        <w:pStyle w:val="2"/>
+      </w:pPr>
+      <w:r>
+        <w:rPr>
+          <w:rFonts w:hint="eastAsia"/>
+        </w:rPr>
+        <w:t>S</w:t>
+      </w:r>
+      <w:r>
+        <w:t>SL/TLS</w:t>
+      </w:r>
+      <w:r>
+        <w:rPr>
+          <w:rFonts w:hint="eastAsia"/>
+        </w:rPr>
+        <w:t>란?</w:t>
+      </w:r>
+    </w:p>
+    <w:p>
+      <w:r>
+        <w:t>SSL/TLS 쉽게 표현하자면 HTTP를 HTTPS로 바꿔주는 인증서이다.</w:t>
+      </w:r>
+    </w:p>
+    <w:p>
+      <w:r>
+        <w:rPr>
+          <w:rFonts w:hint="eastAsia"/>
+        </w:rPr>
+        <w:t>위에서</w:t>
+      </w:r>
+      <w:r>
+        <w:t xml:space="preserve"> 말했다</w:t>
+      </w:r>
+      <w:r>
+        <w:rPr>
+          <w:rFonts w:hint="eastAsia"/>
+        </w:rPr>
+        <w:t>시피</w:t>
+      </w:r>
+      <w:r>
+        <w:t xml:space="preserve"> ELB는 SSL/TLS 기능을 제공한다고 했다. SSL/TLS 인증서를 활용해 HTTP가 아닌 HTTPS로 통신할 수 있게 만들어준다.</w:t>
+      </w:r>
+    </w:p>
+    <w:p/>
+    <w:p>
+      <w:pPr>
+        <w:pStyle w:val="2"/>
+      </w:pPr>
+      <w:r>
+        <w:t>HTTPS?</w:t>
+      </w:r>
+    </w:p>
+    <w:p>
+      <w:r>
+        <w:t>HTTPS</w:t>
+      </w:r>
+      <w:r>
+        <w:rPr>
+          <w:rFonts w:hint="eastAsia"/>
+        </w:rPr>
+        <w:t>를 적용시켜야 하는 이유는 무엇일까?</w:t>
+      </w:r>
+    </w:p>
+    <w:p>
+      <w:pPr>
+        <w:pStyle w:val="a3"/>
+        <w:numPr>
+          <w:ilvl w:val="0"/>
+          <w:numId w:val="7"/>
+        </w:numPr>
+        <w:ind w:leftChars="0"/>
+      </w:pPr>
+      <w:r>
+        <w:rPr>
+          <w:rFonts w:hint="eastAsia"/>
+        </w:rPr>
+        <w:t>보안적인 이유</w:t>
+      </w:r>
+      <w:r>
+        <w:br/>
+      </w:r>
+      <w:r>
+        <w:rPr>
+          <w:rFonts w:hint="eastAsia"/>
+        </w:rPr>
+        <w:t>데이터를 서버와 주고받을 때 암호화를 시켜서 통신을 한다.</w:t>
+      </w:r>
+      <w:r>
+        <w:t xml:space="preserve"> </w:t>
+      </w:r>
+      <w:r>
+        <w:rPr>
+          <w:rFonts w:hint="eastAsia"/>
+        </w:rPr>
+        <w:t>암호화를 하지 않으면 누군가 중간에서 데이터를 가로채서 해킹할 수도 있다.</w:t>
+      </w:r>
+      <w:r>
+        <w:t xml:space="preserve"> </w:t>
+      </w:r>
+      <w:r>
+        <w:rPr>
+          <w:rFonts w:hint="eastAsia"/>
+        </w:rPr>
+        <w:t>보안에 좋지 않다.</w:t>
+      </w:r>
+    </w:p>
+    <w:p>
+      <w:pPr>
+        <w:pStyle w:val="a3"/>
+        <w:numPr>
+          <w:ilvl w:val="0"/>
+          <w:numId w:val="7"/>
+        </w:numPr>
+        <w:ind w:leftChars="0"/>
+      </w:pPr>
+      <w:r>
+        <w:rPr>
+          <w:rFonts w:hint="eastAsia"/>
+        </w:rPr>
+        <w:t>사용자 이탈</w:t>
+      </w:r>
+      <w:r>
+        <w:br/>
+        <w:t>어떤 사이트에 들어갔는데 아래와 같이 보인다면 왠지 믿음직스럽지 못한 사이트라고 생각할 것이다.</w:t>
+      </w:r>
+      <w:r>
+        <w:br/>
+      </w:r>
+      <w:r>
+        <w:rPr>
+          <w:noProof/>
+        </w:rPr>
+        <w:lastRenderedPageBreak/>
+        <w:drawing>
+          <wp:inline distT="0" distB="0" distL="0" distR="0" wp14:anchorId="624D3816" wp14:editId="7A4CA72F">
+            <wp:extent cx="2421331" cy="1977626"/>
+            <wp:effectExtent l="0" t="0" r="0" b="3810"/>
+            <wp:docPr id="2027196311" name="그림 2"/>
+            <wp:cNvGraphicFramePr>
+              <a:graphicFrameLocks xmlns:a="http://schemas.openxmlformats.org/drawingml/2006/main" noChangeAspect="1"/>
+            </wp:cNvGraphicFramePr>
+            <a:graphic xmlns:a="http://schemas.openxmlformats.org/drawingml/2006/main">
+              <a:graphicData uri="http://schemas.openxmlformats.org/drawingml/2006/picture">
+                <pic:pic xmlns:pic="http://schemas.openxmlformats.org/drawingml/2006/picture">
+                  <pic:nvPicPr>
+                    <pic:cNvPr id="0" name="Picture 3"/>
+                    <pic:cNvPicPr>
+                      <a:picLocks noChangeAspect="1" noChangeArrowheads="1"/>
+                    </pic:cNvPicPr>
+                  </pic:nvPicPr>
+                  <pic:blipFill>
+                    <a:blip r:embed="rId8" cstate="print">
+                      <a:extLst>
+                        <a:ext uri="{28A0092B-C50C-407E-A947-70E740481C1C}">
+                          <a14:useLocalDpi xmlns:a14="http://schemas.microsoft.com/office/drawing/2010/main" val="0"/>
+                        </a:ext>
+                      </a:extLst>
+                    </a:blip>
+                    <a:srcRect/>
+                    <a:stretch>
+                      <a:fillRect/>
+                    </a:stretch>
+                  </pic:blipFill>
+                  <pic:spPr bwMode="auto">
+                    <a:xfrm>
+                      <a:off x="0" y="0"/>
+                      <a:ext cx="2427903" cy="1982994"/>
+                    </a:xfrm>
+                    <a:prstGeom prst="rect">
+                      <a:avLst/>
+                    </a:prstGeom>
+                    <a:noFill/>
+                    <a:ln>
+                      <a:noFill/>
+                    </a:ln>
+                  </pic:spPr>
+                </pic:pic>
+              </a:graphicData>
+            </a:graphic>
+          </wp:inline>
+        </w:drawing>
+      </w:r>
+    </w:p>
+    <w:p/>
+    <w:p>
+      <w:pPr>
+        <w:pStyle w:val="2"/>
+      </w:pPr>
+      <w:r>
+        <w:rPr>
+          <w:rFonts w:hint="eastAsia"/>
+        </w:rPr>
+        <w:t>현업에서는 사용할까?</w:t>
+      </w:r>
+    </w:p>
+    <w:p>
+      <w:r>
+        <w:rPr>
+          <w:rFonts w:hint="eastAsia"/>
+        </w:rPr>
+        <w:t>대부분의</w:t>
+      </w:r>
+      <w:r>
+        <w:t xml:space="preserve"> 웹 사이트에서 HTTPS를 적용시킨다.</w:t>
+      </w:r>
+    </w:p>
+    <w:p>
+      <w:r>
+        <w:rPr>
+          <w:noProof/>
+        </w:rPr>
+        <w:drawing>
+          <wp:inline distT="0" distB="0" distL="0" distR="0" wp14:anchorId="0E8B866B" wp14:editId="298DC2D2">
+            <wp:extent cx="3216776" cy="1558137"/>
+            <wp:effectExtent l="0" t="0" r="3175" b="4445"/>
+            <wp:docPr id="1220715662" name="그림 3"/>
+            <wp:cNvGraphicFramePr>
+              <a:graphicFrameLocks xmlns:a="http://schemas.openxmlformats.org/drawingml/2006/main" noChangeAspect="1"/>
+            </wp:cNvGraphicFramePr>
+            <a:graphic xmlns:a="http://schemas.openxmlformats.org/drawingml/2006/main">
+              <a:graphicData uri="http://schemas.openxmlformats.org/drawingml/2006/picture">
+                <pic:pic xmlns:pic="http://schemas.openxmlformats.org/drawingml/2006/picture">
+                  <pic:nvPicPr>
+                    <pic:cNvPr id="0" name="Picture 5"/>
+                    <pic:cNvPicPr>
+                      <a:picLocks noChangeAspect="1" noChangeArrowheads="1"/>
+                    </pic:cNvPicPr>
+                  </pic:nvPicPr>
+                  <pic:blipFill>
+                    <a:blip r:embed="rId9" cstate="print">
+                      <a:extLst>
+                        <a:ext uri="{28A0092B-C50C-407E-A947-70E740481C1C}">
+                          <a14:useLocalDpi xmlns:a14="http://schemas.microsoft.com/office/drawing/2010/main" val="0"/>
+                        </a:ext>
+                      </a:extLst>
+                    </a:blip>
+                    <a:srcRect/>
+                    <a:stretch>
+                      <a:fillRect/>
+                    </a:stretch>
+                  </pic:blipFill>
+                  <pic:spPr bwMode="auto">
+                    <a:xfrm>
+                      <a:off x="0" y="0"/>
+                      <a:ext cx="3223616" cy="1561450"/>
+                    </a:xfrm>
+                    <a:prstGeom prst="rect">
+                      <a:avLst/>
+                    </a:prstGeom>
+                    <a:noFill/>
+                    <a:ln>
+                      <a:noFill/>
+                    </a:ln>
+                  </pic:spPr>
+                </pic:pic>
+              </a:graphicData>
+            </a:graphic>
+          </wp:inline>
+        </w:drawing>
+      </w:r>
+    </w:p>
+    <w:p>
+      <w:r>
+        <w:t>HTTPS 인증을 받은 웹 사이트가 백엔드 서버와 통신하려면, 백엔드 서버의 주소도 HTTPS 인증을 받아야 한다. 따라서 백엔드 서버와 통신할 때도 IP 주소로 통신하는 게 아니라, HTTPS 인증을 받은 도메인 주소로 통신을 한다.</w:t>
+      </w:r>
+    </w:p>
+    <w:p/>
+    <w:p>
+      <w:r>
+        <w:rPr>
+          <w:rFonts w:hint="eastAsia"/>
+        </w:rPr>
+        <w:t>주로</w:t>
+      </w:r>
+      <w:r>
+        <w:t xml:space="preserve"> 도메인을 구성할 때 아래와 같이 많이 구성한다. </w:t>
+      </w:r>
+    </w:p>
+    <w:p>
+      <w:r>
+        <w:t>- 웹 사이트 주소: `https://jscode-edu.co.kr`</w:t>
+      </w:r>
+    </w:p>
+    <w:p>
+      <w:r>
+        <w:t>- 백엔드 API 서버 주소: `https://api.jscode-edu.co.kr`</w:t>
+      </w:r>
+    </w:p>
+    <w:p/>
+    <w:p>
+      <w:pPr>
+        <w:pStyle w:val="1"/>
+      </w:pPr>
+      <w:r>
+        <w:rPr>
+          <w:rFonts w:hint="eastAsia"/>
+        </w:rPr>
+        <w:lastRenderedPageBreak/>
+        <w:t>E</w:t>
+      </w:r>
+      <w:r>
+        <w:t>LB</w:t>
+      </w:r>
+      <w:r>
+        <w:rPr>
+          <w:rFonts w:hint="eastAsia"/>
+        </w:rPr>
+        <w:t>를 활용한 아키텍처 구성</w:t>
+      </w:r>
+    </w:p>
+    <w:p>
+      <w:pPr>
+        <w:pStyle w:val="2"/>
+      </w:pPr>
+      <w:r>
+        <w:t>ELB</w:t>
+      </w:r>
+      <w:r>
+        <w:rPr>
+          <w:rFonts w:hint="eastAsia"/>
+        </w:rPr>
+        <w:t>를 활용한 아키텍처 구성</w:t>
+      </w:r>
+    </w:p>
+    <w:p>
+      <w:r>
+        <w:rPr>
+          <w:noProof/>
+        </w:rPr>
+        <w:drawing>
+          <wp:inline distT="0" distB="0" distL="0" distR="0" wp14:anchorId="4C6DA79D" wp14:editId="56B90BB1">
+            <wp:extent cx="1559641" cy="1667865"/>
+            <wp:effectExtent l="0" t="0" r="2540" b="8890"/>
+            <wp:docPr id="1368717650" name="그림 4"/>
+            <wp:cNvGraphicFramePr>
+              <a:graphicFrameLocks xmlns:a="http://schemas.openxmlformats.org/drawingml/2006/main" noChangeAspect="1"/>
+            </wp:cNvGraphicFramePr>
+            <a:graphic xmlns:a="http://schemas.openxmlformats.org/drawingml/2006/main">
+              <a:graphicData uri="http://schemas.openxmlformats.org/drawingml/2006/picture">
+                <pic:pic xmlns:pic="http://schemas.openxmlformats.org/drawingml/2006/picture">
+                  <pic:nvPicPr>
+                    <pic:cNvPr id="0" name="Picture 7"/>
+                    <pic:cNvPicPr>
+                      <a:picLocks noChangeAspect="1" noChangeArrowheads="1"/>
+                    </pic:cNvPicPr>
+                  </pic:nvPicPr>
+                  <pic:blipFill>
+                    <a:blip r:embed="rId10" cstate="print">
+                      <a:extLst>
+                        <a:ext uri="{28A0092B-C50C-407E-A947-70E740481C1C}">
+                          <a14:useLocalDpi xmlns:a14="http://schemas.microsoft.com/office/drawing/2010/main" val="0"/>
+                        </a:ext>
+                      </a:extLst>
+                    </a:blip>
+                    <a:srcRect/>
+                    <a:stretch>
+                      <a:fillRect/>
+                    </a:stretch>
+                  </pic:blipFill>
+                  <pic:spPr bwMode="auto">
+                    <a:xfrm>
+                      <a:off x="0" y="0"/>
+                      <a:ext cx="1565136" cy="1673741"/>
+                    </a:xfrm>
+                    <a:prstGeom prst="rect">
+                      <a:avLst/>
+                    </a:prstGeom>
+                    <a:noFill/>
+                    <a:ln>
+                      <a:noFill/>
+                    </a:ln>
+                  </pic:spPr>
+                </pic:pic>
+              </a:graphicData>
+            </a:graphic>
+          </wp:inline>
+        </w:drawing>
+      </w:r>
+    </w:p>
+    <w:p>
+      <w:r>
+        <w:t>[</w:t>
+      </w:r>
+      <w:r>
+        <w:rPr>
+          <w:rFonts w:hint="eastAsia"/>
+        </w:rPr>
+        <w:t>E</w:t>
+      </w:r>
+      <w:r>
+        <w:t xml:space="preserve">LB </w:t>
+      </w:r>
+      <w:r>
+        <w:rPr>
+          <w:rFonts w:hint="eastAsia"/>
+        </w:rPr>
+        <w:t>도입 전 아키텍처]</w:t>
+      </w:r>
+    </w:p>
+    <w:p>
+      <w:r>
+        <w:rPr>
+          <w:noProof/>
+        </w:rPr>
+        <w:drawing>
+          <wp:inline distT="0" distB="0" distL="0" distR="0" wp14:anchorId="3D1C0C04" wp14:editId="7C6F4DAF">
+            <wp:extent cx="2867558" cy="1870616"/>
+            <wp:effectExtent l="0" t="0" r="0" b="0"/>
+            <wp:docPr id="202052984" name="그림 5"/>
+            <wp:cNvGraphicFramePr>
+              <a:graphicFrameLocks xmlns:a="http://schemas.openxmlformats.org/drawingml/2006/main" noChangeAspect="1"/>
+            </wp:cNvGraphicFramePr>
+            <a:graphic xmlns:a="http://schemas.openxmlformats.org/drawingml/2006/main">
+              <a:graphicData uri="http://schemas.openxmlformats.org/drawingml/2006/picture">
+                <pic:pic xmlns:pic="http://schemas.openxmlformats.org/drawingml/2006/picture">
+                  <pic:nvPicPr>
+                    <pic:cNvPr id="0" name="Picture 9"/>
+                    <pic:cNvPicPr>
+                      <a:picLocks noChangeAspect="1" noChangeArrowheads="1"/>
+                    </pic:cNvPicPr>
+                  </pic:nvPicPr>
+                  <pic:blipFill>
+                    <a:blip r:embed="rId11" cstate="print">
+                      <a:extLst>
+                        <a:ext uri="{28A0092B-C50C-407E-A947-70E740481C1C}">
+                          <a14:useLocalDpi xmlns:a14="http://schemas.microsoft.com/office/drawing/2010/main" val="0"/>
+                        </a:ext>
+                      </a:extLst>
+                    </a:blip>
+                    <a:srcRect/>
+                    <a:stretch>
+                      <a:fillRect/>
+                    </a:stretch>
+                  </pic:blipFill>
+                  <pic:spPr bwMode="auto">
+                    <a:xfrm>
+                      <a:off x="0" y="0"/>
+                      <a:ext cx="2875053" cy="1875505"/>
+                    </a:xfrm>
+                    <a:prstGeom prst="rect">
+                      <a:avLst/>
+                    </a:prstGeom>
+                    <a:noFill/>
+                    <a:ln>
+                      <a:noFill/>
+                    </a:ln>
+                  </pic:spPr>
+                </pic:pic>
+              </a:graphicData>
+            </a:graphic>
+          </wp:inline>
+        </w:drawing>
+      </w:r>
+      <w:r>
+        <w:rPr>
+          <w:rFonts w:hint="eastAsia"/>
+        </w:rPr>
+        <w:t xml:space="preserve"> </w:t>
+      </w:r>
+      <w:r>
+        <w:t xml:space="preserve">  </w:t>
+      </w:r>
+      <w:r>
+        <w:rPr>
+          <w:noProof/>
+        </w:rPr>
+        <w:drawing>
+          <wp:inline distT="0" distB="0" distL="0" distR="0" wp14:anchorId="0B60CBF5" wp14:editId="2D5A85FB">
+            <wp:extent cx="2660471" cy="1726388"/>
+            <wp:effectExtent l="0" t="0" r="6985" b="7620"/>
+            <wp:docPr id="1821349444" name="그림 6"/>
+            <wp:cNvGraphicFramePr>
+              <a:graphicFrameLocks xmlns:a="http://schemas.openxmlformats.org/drawingml/2006/main" noChangeAspect="1"/>
+            </wp:cNvGraphicFramePr>
+            <a:graphic xmlns:a="http://schemas.openxmlformats.org/drawingml/2006/main">
+              <a:graphicData uri="http://schemas.openxmlformats.org/drawingml/2006/picture">
+                <pic:pic xmlns:pic="http://schemas.openxmlformats.org/drawingml/2006/picture">
+                  <pic:nvPicPr>
+                    <pic:cNvPr id="0" name="Picture 11"/>
+                    <pic:cNvPicPr>
+                      <a:picLocks noChangeAspect="1" noChangeArrowheads="1"/>
+                    </pic:cNvPicPr>
+                  </pic:nvPicPr>
+                  <pic:blipFill>
+                    <a:blip r:embed="rId12" cstate="print">
+                      <a:extLst>
+                        <a:ext uri="{28A0092B-C50C-407E-A947-70E740481C1C}">
+                          <a14:useLocalDpi xmlns:a14="http://schemas.microsoft.com/office/drawing/2010/main" val="0"/>
+                        </a:ext>
+                      </a:extLst>
+                    </a:blip>
+                    <a:srcRect/>
+                    <a:stretch>
+                      <a:fillRect/>
+                    </a:stretch>
+                  </pic:blipFill>
+                  <pic:spPr bwMode="auto">
+                    <a:xfrm>
+                      <a:off x="0" y="0"/>
+                      <a:ext cx="2665280" cy="1729509"/>
+                    </a:xfrm>
+                    <a:prstGeom prst="rect">
+                      <a:avLst/>
+                    </a:prstGeom>
+                    <a:noFill/>
+                    <a:ln>
+                      <a:noFill/>
+                    </a:ln>
+                  </pic:spPr>
+                </pic:pic>
+              </a:graphicData>
+            </a:graphic>
+          </wp:inline>
+        </w:drawing>
+      </w:r>
+    </w:p>
+    <w:p>
+      <w:r>
+        <w:rPr>
+          <w:rFonts w:hint="eastAsia"/>
+        </w:rPr>
+        <w:t>[</w:t>
+      </w:r>
+      <w:r>
+        <w:t xml:space="preserve">ELB </w:t>
+      </w:r>
+      <w:r>
+        <w:rPr>
+          <w:rFonts w:hint="eastAsia"/>
+        </w:rPr>
+        <w:t>도입 후 아키텍처]</w:t>
+      </w:r>
+    </w:p>
+    <w:p/>
+    <w:p>
+      <w:r>
+        <w:t xml:space="preserve">ELB를 사용하기 전의 아키텍처는 사용자들이 EC2의 IP 주소 또는 도메인 주소에 직접 요청을 보내는 구조였다. </w:t>
+      </w:r>
+    </w:p>
+    <w:p>
+      <w:r>
+        <w:rPr>
+          <w:rFonts w:hint="eastAsia"/>
+        </w:rPr>
+        <w:t>하지만</w:t>
+      </w:r>
+      <w:r>
+        <w:t xml:space="preserve"> ELB를 추가적으로 도입함으로써 사용자들이 EC2에 직접적으로 요청을 보내지 않고 ELB를 향해 요청을 보내도록 구성할 것이다. 그래서 EC2 달았던 도메인도 ELB에 달 것이고, HTTPS도 ELB의 도메인에 적용시킬 예정이다.</w:t>
+      </w:r>
+    </w:p>
+    <w:p/>
+    <w:p>
+      <w:pPr>
+        <w:pStyle w:val="1"/>
+      </w:pPr>
+      <w:r>
+        <w:t>[</w:t>
+      </w:r>
+      <w:r>
+        <w:rPr>
+          <w:rFonts w:hint="eastAsia"/>
+        </w:rPr>
+        <w:t>실습</w:t>
+      </w:r>
+      <w:r>
+        <w:t xml:space="preserve">] 1. ELB </w:t>
+      </w:r>
+      <w:r>
+        <w:rPr>
+          <w:rFonts w:hint="eastAsia"/>
+        </w:rPr>
+        <w:t xml:space="preserve">셋팅하기 </w:t>
+      </w:r>
+      <w:r>
+        <w:t xml:space="preserve">- </w:t>
+      </w:r>
+      <w:r>
+        <w:rPr>
+          <w:rFonts w:hint="eastAsia"/>
+        </w:rPr>
+        <w:t>기본 구성</w:t>
+      </w:r>
+    </w:p>
+    <w:p>
+      <w:pPr>
+        <w:pStyle w:val="2"/>
+      </w:pPr>
+      <w:r>
+        <w:rPr>
+          <w:rFonts w:hint="eastAsia"/>
+        </w:rPr>
+        <w:t>리전 선택하기</w:t>
+      </w:r>
+    </w:p>
+    <w:p>
+      <w:r>
+        <w:rPr>
+          <w:rFonts w:hint="eastAsia"/>
+        </w:rPr>
+        <w:t>A</w:t>
+      </w:r>
+      <w:r>
+        <w:t xml:space="preserve">WS EC2 </w:t>
+      </w:r>
+      <w:r>
+        <w:rPr>
+          <w:rFonts w:hint="eastAsia"/>
+        </w:rPr>
+        <w:t>로드밸런서 서비스로 들어가서 리전(</w:t>
+      </w:r>
+      <w:r>
+        <w:t>Region)</w:t>
+      </w:r>
+      <w:r>
+        <w:rPr>
+          <w:rFonts w:hint="eastAsia"/>
+        </w:rPr>
+        <w:t>을 선택해야 한다.</w:t>
+      </w:r>
+    </w:p>
+    <w:p>
+      <w:pPr>
+        <w:rPr>
+          <w:rFonts w:hint="eastAsia"/>
+          <w:noProof/>
+        </w:rPr>
+      </w:pPr>
+      <w:r>
+        <w:rPr>
+          <w:noProof/>
+        </w:rPr>
+        <w:lastRenderedPageBreak/>
+        <w:drawing>
+          <wp:inline distT="0" distB="0" distL="0" distR="0" wp14:anchorId="6817E6F0" wp14:editId="7CDD1D80">
+            <wp:extent cx="1873229" cy="5259628"/>
+            <wp:effectExtent l="0" t="0" r="0" b="0"/>
+            <wp:docPr id="1824447209" name="그림 1"/>
+            <wp:cNvGraphicFramePr>
+              <a:graphicFrameLocks xmlns:a="http://schemas.openxmlformats.org/drawingml/2006/main" noChangeAspect="1"/>
+            </wp:cNvGraphicFramePr>
+            <a:graphic xmlns:a="http://schemas.openxmlformats.org/drawingml/2006/main">
+              <a:graphicData uri="http://schemas.openxmlformats.org/drawingml/2006/picture">
+                <pic:pic xmlns:pic="http://schemas.openxmlformats.org/drawingml/2006/picture">
+                  <pic:nvPicPr>
+                    <pic:cNvPr id="0" name="Picture 1"/>
+                    <pic:cNvPicPr>
+                      <a:picLocks noChangeAspect="1" noChangeArrowheads="1"/>
+                    </pic:cNvPicPr>
+                  </pic:nvPicPr>
+                  <pic:blipFill>
+                    <a:blip r:embed="rId13" cstate="print">
+                      <a:extLst>
+                        <a:ext uri="{28A0092B-C50C-407E-A947-70E740481C1C}">
+                          <a14:useLocalDpi xmlns:a14="http://schemas.microsoft.com/office/drawing/2010/main" val="0"/>
+                        </a:ext>
+                      </a:extLst>
+                    </a:blip>
+                    <a:srcRect/>
+                    <a:stretch>
+                      <a:fillRect/>
+                    </a:stretch>
+                  </pic:blipFill>
+                  <pic:spPr bwMode="auto">
+                    <a:xfrm>
+                      <a:off x="0" y="0"/>
+                      <a:ext cx="1883486" cy="5288428"/>
+                    </a:xfrm>
+                    <a:prstGeom prst="rect">
+                      <a:avLst/>
+                    </a:prstGeom>
+                    <a:noFill/>
+                    <a:ln>
+                      <a:noFill/>
+                    </a:ln>
+                  </pic:spPr>
+                </pic:pic>
+              </a:graphicData>
+            </a:graphic>
+          </wp:inline>
+        </w:drawing>
+      </w:r>
+      <w:r>
+        <w:rPr>
+          <w:noProof/>
+        </w:rPr>
+        <w:drawing>
+          <wp:inline distT="0" distB="0" distL="0" distR="0" wp14:anchorId="1F4B25F2" wp14:editId="329ACAE3">
+            <wp:extent cx="3847795" cy="4317152"/>
+            <wp:effectExtent l="0" t="0" r="635" b="7620"/>
+            <wp:docPr id="1236559638" name="그림 2"/>
+            <wp:cNvGraphicFramePr>
+              <a:graphicFrameLocks xmlns:a="http://schemas.openxmlformats.org/drawingml/2006/main" noChangeAspect="1"/>
+            </wp:cNvGraphicFramePr>
+            <a:graphic xmlns:a="http://schemas.openxmlformats.org/drawingml/2006/main">
+              <a:graphicData uri="http://schemas.openxmlformats.org/drawingml/2006/picture">
+                <pic:pic xmlns:pic="http://schemas.openxmlformats.org/drawingml/2006/picture">
+                  <pic:nvPicPr>
+                    <pic:cNvPr id="0" name="Picture 3"/>
+                    <pic:cNvPicPr>
+                      <a:picLocks noChangeAspect="1" noChangeArrowheads="1"/>
+                    </pic:cNvPicPr>
+                  </pic:nvPicPr>
+                  <pic:blipFill>
+                    <a:blip r:embed="rId14">
+                      <a:extLst>
+                        <a:ext uri="{28A0092B-C50C-407E-A947-70E740481C1C}">
+                          <a14:useLocalDpi xmlns:a14="http://schemas.microsoft.com/office/drawing/2010/main" val="0"/>
+                        </a:ext>
+                      </a:extLst>
+                    </a:blip>
+                    <a:srcRect/>
+                    <a:stretch>
+                      <a:fillRect/>
+                    </a:stretch>
+                  </pic:blipFill>
+                  <pic:spPr bwMode="auto">
+                    <a:xfrm>
+                      <a:off x="0" y="0"/>
+                      <a:ext cx="3850968" cy="4320712"/>
+                    </a:xfrm>
+                    <a:prstGeom prst="rect">
+                      <a:avLst/>
+                    </a:prstGeom>
+                    <a:noFill/>
+                    <a:ln>
+                      <a:noFill/>
+                    </a:ln>
+                  </pic:spPr>
+                </pic:pic>
+              </a:graphicData>
+            </a:graphic>
+          </wp:inline>
+        </w:drawing>
+      </w:r>
+    </w:p>
+    <w:p>
+      <w:pPr>
+        <w:pStyle w:val="2"/>
+      </w:pPr>
+      <w:r>
+        <w:rPr>
+          <w:rFonts w:hint="eastAsia"/>
+        </w:rPr>
+        <w:t>로드 밸런서 유형 선택하기</w:t>
+      </w:r>
+    </w:p>
+    <w:p>
+      <w:r>
+        <w:rPr>
+          <w:noProof/>
+        </w:rPr>
+        <w:drawing>
+          <wp:inline distT="0" distB="0" distL="0" distR="0" wp14:anchorId="08400EFB" wp14:editId="0772C729">
+            <wp:extent cx="5731510" cy="2336165"/>
+            <wp:effectExtent l="0" t="0" r="2540" b="6985"/>
+            <wp:docPr id="1617529480" name="그림 3"/>
+            <wp:cNvGraphicFramePr>
+              <a:graphicFrameLocks xmlns:a="http://schemas.openxmlformats.org/drawingml/2006/main" noChangeAspect="1"/>
+            </wp:cNvGraphicFramePr>
+            <a:graphic xmlns:a="http://schemas.openxmlformats.org/drawingml/2006/main">
+              <a:graphicData uri="http://schemas.openxmlformats.org/drawingml/2006/picture">
+                <pic:pic xmlns:pic="http://schemas.openxmlformats.org/drawingml/2006/picture">
+                  <pic:nvPicPr>
+                    <pic:cNvPr id="0" name="Picture 5"/>
+                    <pic:cNvPicPr>
+                      <a:picLocks noChangeAspect="1" noChangeArrowheads="1"/>
+                    </pic:cNvPicPr>
+                  </pic:nvPicPr>
+                  <pic:blipFill>
+                    <a:blip r:embed="rId15" cstate="print">
+                      <a:extLst>
+                        <a:ext uri="{28A0092B-C50C-407E-A947-70E740481C1C}">
+                          <a14:useLocalDpi xmlns:a14="http://schemas.microsoft.com/office/drawing/2010/main" val="0"/>
+                        </a:ext>
+                      </a:extLst>
+                    </a:blip>
+                    <a:srcRect/>
+                    <a:stretch>
+                      <a:fillRect/>
+                    </a:stretch>
+                  </pic:blipFill>
+                  <pic:spPr bwMode="auto">
+                    <a:xfrm>
+                      <a:off x="0" y="0"/>
+                      <a:ext cx="5731510" cy="2336165"/>
+                    </a:xfrm>
+                    <a:prstGeom prst="rect">
+                      <a:avLst/>
+                    </a:prstGeom>
+                    <a:noFill/>
+                    <a:ln>
+                      <a:noFill/>
+                    </a:ln>
+                  </pic:spPr>
+                </pic:pic>
+              </a:graphicData>
+            </a:graphic>
+          </wp:inline>
+        </w:drawing>
+      </w:r>
+    </w:p>
+    <w:p>
+      <w:r>
+        <w:rPr>
+          <w:rFonts w:hint="eastAsia"/>
+        </w:rPr>
+        <w:t xml:space="preserve">3가지 로드 밸런서 유형 중 </w:t>
+      </w:r>
+      <w:r>
+        <w:t>Application Load Balancer(ALB)</w:t>
+      </w:r>
+      <w:r>
+        <w:rPr>
+          <w:rFonts w:hint="eastAsia"/>
+        </w:rPr>
+        <w:t>를 선택하면 된다.</w:t>
+      </w:r>
+    </w:p>
+    <w:p>
+      <w:r>
+        <w:rPr>
+          <w:noProof/>
+        </w:rPr>
+        <w:lastRenderedPageBreak/>
+        <w:drawing>
+          <wp:inline distT="0" distB="0" distL="0" distR="0" wp14:anchorId="78D23137" wp14:editId="65CE57BF">
+            <wp:extent cx="3070692" cy="3160166"/>
+            <wp:effectExtent l="0" t="0" r="0" b="2540"/>
+            <wp:docPr id="1531617616" name="그림 4"/>
+            <wp:cNvGraphicFramePr>
+              <a:graphicFrameLocks xmlns:a="http://schemas.openxmlformats.org/drawingml/2006/main" noChangeAspect="1"/>
+            </wp:cNvGraphicFramePr>
+            <a:graphic xmlns:a="http://schemas.openxmlformats.org/drawingml/2006/main">
+              <a:graphicData uri="http://schemas.openxmlformats.org/drawingml/2006/picture">
+                <pic:pic xmlns:pic="http://schemas.openxmlformats.org/drawingml/2006/picture">
+                  <pic:nvPicPr>
+                    <pic:cNvPr id="0" name="Picture 7"/>
+                    <pic:cNvPicPr>
+                      <a:picLocks noChangeAspect="1" noChangeArrowheads="1"/>
+                    </pic:cNvPicPr>
+                  </pic:nvPicPr>
+                  <pic:blipFill>
+                    <a:blip r:embed="rId16" cstate="print">
+                      <a:extLst>
+                        <a:ext uri="{28A0092B-C50C-407E-A947-70E740481C1C}">
+                          <a14:useLocalDpi xmlns:a14="http://schemas.microsoft.com/office/drawing/2010/main" val="0"/>
+                        </a:ext>
+                      </a:extLst>
+                    </a:blip>
+                    <a:srcRect/>
+                    <a:stretch>
+                      <a:fillRect/>
+                    </a:stretch>
+                  </pic:blipFill>
+                  <pic:spPr bwMode="auto">
+                    <a:xfrm>
+                      <a:off x="0" y="0"/>
+                      <a:ext cx="3072274" cy="3161794"/>
+                    </a:xfrm>
+                    <a:prstGeom prst="rect">
+                      <a:avLst/>
+                    </a:prstGeom>
+                    <a:noFill/>
+                    <a:ln>
+                      <a:noFill/>
+                    </a:ln>
+                  </pic:spPr>
+                </pic:pic>
+              </a:graphicData>
+            </a:graphic>
+          </wp:inline>
+        </w:drawing>
+      </w:r>
+    </w:p>
+    <w:p>
+      <w:r>
+        <w:t>참고) Application Load Balancer를 선택한 이유를 간단하게 들자면 HTTP, HTTPS에 대한 특징을 활용하기 위함이다.</w:t>
+      </w:r>
+    </w:p>
+    <w:p>
+      <w:r>
+        <w:t>Application Load Balancer, Network Load Balancer, Gateway Load Balancer의 차이를 아는 건 AWS 입문자 입장에서 크게 중요한 부분이 아니다. 그러니 Application Load Balancer를 선택한 이유가 이해되지 않아도 넘어가도 괜찮다.</w:t>
+      </w:r>
+    </w:p>
+    <w:p/>
+    <w:p>
+      <w:pPr>
+        <w:pStyle w:val="2"/>
+      </w:pPr>
+      <w:r>
+        <w:rPr>
+          <w:rFonts w:hint="eastAsia"/>
+        </w:rPr>
+        <w:t>기본 구성</w:t>
+      </w:r>
+    </w:p>
+    <w:p>
+      <w:r>
+        <w:rPr>
+          <w:noProof/>
+        </w:rPr>
+        <w:drawing>
+          <wp:inline distT="0" distB="0" distL="0" distR="0" wp14:anchorId="2FA2964C" wp14:editId="0B4E1556">
+            <wp:extent cx="5731510" cy="2566035"/>
+            <wp:effectExtent l="0" t="0" r="2540" b="5715"/>
+            <wp:docPr id="1199288547" name="그림 5"/>
+            <wp:cNvGraphicFramePr>
+              <a:graphicFrameLocks xmlns:a="http://schemas.openxmlformats.org/drawingml/2006/main" noChangeAspect="1"/>
+            </wp:cNvGraphicFramePr>
+            <a:graphic xmlns:a="http://schemas.openxmlformats.org/drawingml/2006/main">
+              <a:graphicData uri="http://schemas.openxmlformats.org/drawingml/2006/picture">
+                <pic:pic xmlns:pic="http://schemas.openxmlformats.org/drawingml/2006/picture">
+                  <pic:nvPicPr>
+                    <pic:cNvPr id="0" name="Picture 9"/>
+                    <pic:cNvPicPr>
+                      <a:picLocks noChangeAspect="1" noChangeArrowheads="1"/>
+                    </pic:cNvPicPr>
+                  </pic:nvPicPr>
+                  <pic:blipFill>
+                    <a:blip r:embed="rId17" cstate="print">
+                      <a:extLst>
+                        <a:ext uri="{28A0092B-C50C-407E-A947-70E740481C1C}">
+                          <a14:useLocalDpi xmlns:a14="http://schemas.microsoft.com/office/drawing/2010/main" val="0"/>
+                        </a:ext>
+                      </a:extLst>
+                    </a:blip>
+                    <a:srcRect/>
+                    <a:stretch>
+                      <a:fillRect/>
+                    </a:stretch>
+                  </pic:blipFill>
+                  <pic:spPr bwMode="auto">
+                    <a:xfrm>
+                      <a:off x="0" y="0"/>
+                      <a:ext cx="5731510" cy="2566035"/>
+                    </a:xfrm>
+                    <a:prstGeom prst="rect">
+                      <a:avLst/>
+                    </a:prstGeom>
+                    <a:noFill/>
+                    <a:ln>
+                      <a:noFill/>
+                    </a:ln>
+                  </pic:spPr>
+                </pic:pic>
+              </a:graphicData>
+            </a:graphic>
+          </wp:inline>
+        </w:drawing>
+      </w:r>
+    </w:p>
+    <w:p>
+      <w:pPr>
+        <w:pStyle w:val="a3"/>
+        <w:numPr>
+          <w:ilvl w:val="0"/>
+          <w:numId w:val="8"/>
+        </w:numPr>
+        <w:ind w:leftChars="0"/>
+      </w:pPr>
+      <w:r>
+        <w:t>인터넷 경계와</w:t>
+      </w:r>
+      <w:r>
+        <w:rPr>
+          <w:rFonts w:hint="eastAsia"/>
+        </w:rPr>
+        <w:t xml:space="preserve"> </w:t>
+      </w:r>
+      <w:r>
+        <w:t>내부라는 옵션이 있다. 내부 옵션은 Private IP를 활용할 때 사용한다. 입문 강의에서는 VPC, Private IP에 대한 개념을 활용하지 않을 예정이라 인터넷 경계 옵션</w:t>
+      </w:r>
+      <w:r>
+        <w:lastRenderedPageBreak/>
+        <w:t>을 선택하면 된다.</w:t>
+      </w:r>
+    </w:p>
+    <w:p>
+      <w:pPr>
+        <w:pStyle w:val="a3"/>
+        <w:numPr>
+          <w:ilvl w:val="0"/>
+          <w:numId w:val="8"/>
+        </w:numPr>
+        <w:ind w:leftChars="0"/>
+      </w:pPr>
+      <w:r>
+        <w:t>IPv4와 듀얼 스택이라는 옵션이 있다. IPv6을 사용하는 EC2 인스턴스가 없다면 IPv4를 선택하면 된다. 우리가 만든 EC2 인스턴스는 전부 IPv4로 이루어져 있다.</w:t>
+      </w:r>
+    </w:p>
+    <w:p>
+      <w:pPr>
+        <w:pStyle w:val="a3"/>
+        <w:numPr>
+          <w:ilvl w:val="1"/>
+          <w:numId w:val="8"/>
+        </w:numPr>
+        <w:ind w:leftChars="0"/>
+        <w:rPr>
+          <w:rFonts w:hint="eastAsia"/>
+        </w:rPr>
+      </w:pPr>
+      <w:r>
+        <w:t>참고) IPv4와 IPv6의 차이</w:t>
+      </w:r>
+      <w:r>
+        <w:br/>
+      </w:r>
+      <w:r>
+        <w:t>IPv4 주소는 `121.13.0.5`와 같은 IP 주소를 의미한다. 그런데 IPv4 주소가 고갈될 것으로 예측하고 IPv6을 추가로 만들어낸다. IPv6은 IPv4보다 훨씬 더 많은 주소값을 만들어낼 수 있게 구성했다. IPv6의 형태는 `2dfc:0:0:0:0217:cbff:fe8c:0`와 같다.</w:t>
+      </w:r>
+    </w:p>
+    <w:p/>
+    <w:p>
+      <w:pPr>
+        <w:pStyle w:val="2"/>
+      </w:pPr>
+      <w:r>
+        <w:rPr>
+          <w:rFonts w:hint="eastAsia"/>
+        </w:rPr>
+        <w:t>네트워크 매핑</w:t>
+      </w:r>
+    </w:p>
+    <w:p>
+      <w:r>
+        <w:rPr>
+          <w:rFonts w:hint="eastAsia"/>
+        </w:rPr>
+        <w:t>로드</w:t>
+      </w:r>
+      <w:r>
+        <w:t xml:space="preserve"> 밸런서가 어떤 가용 영역으로만 트래픽을 보낼 건지 제한하는 기능이다. 아직 가용 영역에 대한 개념을 배우지 않았다. AWS 입문자한테는 별로 중요한 개념이 아니다. </w:t>
+      </w:r>
+    </w:p>
+    <w:p>
+      <w:r>
+        <w:rPr>
+          <w:rFonts w:hint="eastAsia"/>
+        </w:rPr>
+        <w:t>가용</w:t>
+      </w:r>
+      <w:r>
+        <w:t xml:space="preserve"> 영역에 제한을 두지 않고 모든 영역에 트래픽을 보내게 설정하자. 즉, 모든 가용 영역에 다 체크하자.</w:t>
+      </w:r>
+    </w:p>
+    <w:p>
+      <w:pPr>
+        <w:rPr>
+          <w:rFonts w:hint="eastAsia"/>
+        </w:rPr>
+      </w:pPr>
+      <w:r>
+        <w:rPr>
+          <w:noProof/>
+        </w:rPr>
+        <w:drawing>
+          <wp:inline distT="0" distB="0" distL="0" distR="0" wp14:anchorId="6C5CC82B" wp14:editId="73B15359">
+            <wp:extent cx="4374490" cy="3754618"/>
+            <wp:effectExtent l="0" t="0" r="7620" b="0"/>
+            <wp:docPr id="23463076" name="그림 6"/>
+            <wp:cNvGraphicFramePr>
+              <a:graphicFrameLocks xmlns:a="http://schemas.openxmlformats.org/drawingml/2006/main" noChangeAspect="1"/>
+            </wp:cNvGraphicFramePr>
+            <a:graphic xmlns:a="http://schemas.openxmlformats.org/drawingml/2006/main">
+              <a:graphicData uri="http://schemas.openxmlformats.org/drawingml/2006/picture">
+                <pic:pic xmlns:pic="http://schemas.openxmlformats.org/drawingml/2006/picture">
+                  <pic:nvPicPr>
+                    <pic:cNvPr id="0" name="Picture 11"/>
+                    <pic:cNvPicPr>
+                      <a:picLocks noChangeAspect="1" noChangeArrowheads="1"/>
+                    </pic:cNvPicPr>
+                  </pic:nvPicPr>
+                  <pic:blipFill>
+                    <a:blip r:embed="rId18" cstate="print">
+                      <a:extLst>
+                        <a:ext uri="{28A0092B-C50C-407E-A947-70E740481C1C}">
+                          <a14:useLocalDpi xmlns:a14="http://schemas.microsoft.com/office/drawing/2010/main" val="0"/>
+                        </a:ext>
+                      </a:extLst>
+                    </a:blip>
+                    <a:srcRect/>
+                    <a:stretch>
+                      <a:fillRect/>
+                    </a:stretch>
+                  </pic:blipFill>
+                  <pic:spPr bwMode="auto">
+                    <a:xfrm>
+                      <a:off x="0" y="0"/>
+                      <a:ext cx="4394144" cy="3771487"/>
+                    </a:xfrm>
+                    <a:prstGeom prst="rect">
+                      <a:avLst/>
+                    </a:prstGeom>
+                    <a:noFill/>
+                    <a:ln>
+                      <a:noFill/>
+                    </a:ln>
+                  </pic:spPr>
+                </pic:pic>
+              </a:graphicData>
+            </a:graphic>
+          </wp:inline>
+        </w:drawing>
+      </w:r>
+    </w:p>
+    <w:p>
+      <w:pPr>
+        <w:rPr>
+          <w:rFonts w:hint="eastAsia"/>
+        </w:rPr>
+      </w:pPr>
+    </w:p>
+    <w:p>
+      <w:pPr>
+        <w:pStyle w:val="1"/>
+      </w:pPr>
+      <w:r>
+        <w:rPr>
+          <w:rFonts w:hint="eastAsia"/>
+        </w:rPr>
+        <w:t>[실습]</w:t>
+      </w:r>
+      <w:r>
+        <w:t xml:space="preserve"> 2. ELB </w:t>
+      </w:r>
+      <w:r>
+        <w:rPr>
+          <w:rFonts w:hint="eastAsia"/>
+        </w:rPr>
+        <w:t xml:space="preserve">셋팅하기 </w:t>
+      </w:r>
+      <w:r>
+        <w:t xml:space="preserve">- </w:t>
+      </w:r>
+      <w:r>
+        <w:rPr>
+          <w:rFonts w:hint="eastAsia"/>
+        </w:rPr>
+        <w:t>보안그룹</w:t>
+      </w:r>
+    </w:p>
+    <w:p/>
+    <w:p/>
+    <w:p>
+      <w:pPr>
+        <w:pStyle w:val="1"/>
+      </w:pPr>
+      <w:r>
+        <w:rPr>
+          <w:rFonts w:hint="eastAsia"/>
+        </w:rPr>
+        <w:t>[실습]</w:t>
+      </w:r>
+      <w:r>
+        <w:t xml:space="preserve"> 3. ELB </w:t>
+      </w:r>
+      <w:r>
+        <w:rPr>
+          <w:rFonts w:hint="eastAsia"/>
+        </w:rPr>
+        <w:t xml:space="preserve">셋팅하기 </w:t>
+      </w:r>
+      <w:r>
+        <w:t xml:space="preserve">- </w:t>
+      </w:r>
+      <w:r>
+        <w:rPr>
+          <w:rFonts w:hint="eastAsia"/>
+        </w:rPr>
+        <w:t xml:space="preserve">리스너 및 라우팅 </w:t>
+      </w:r>
+      <w:r>
+        <w:t xml:space="preserve">/ </w:t>
+      </w:r>
+      <w:r>
+        <w:rPr>
+          <w:rFonts w:hint="eastAsia"/>
+        </w:rPr>
+        <w:t>헬스 체크</w:t>
+      </w:r>
+    </w:p>
+    <w:p/>
+    <w:p/>
+    <w:p>
+      <w:pPr>
+        <w:pStyle w:val="1"/>
+      </w:pPr>
+      <w:r>
+        <w:rPr>
+          <w:rFonts w:hint="eastAsia"/>
+        </w:rPr>
+        <w:t>[실습]</w:t>
+      </w:r>
+      <w:r>
+        <w:t xml:space="preserve"> 4. ELB</w:t>
+      </w:r>
+      <w:r>
+        <w:rPr>
+          <w:rFonts w:hint="eastAsia"/>
+        </w:rPr>
+        <w:t>에 도메인 연결하기</w:t>
+      </w:r>
+    </w:p>
+    <w:p/>
+    <w:p/>
+    <w:p>
+      <w:pPr>
+        <w:pStyle w:val="1"/>
+      </w:pPr>
+      <w:r>
+        <w:rPr>
+          <w:rFonts w:hint="eastAsia"/>
+        </w:rPr>
+        <w:t>[실습</w:t>
+      </w:r>
+      <w:r>
+        <w:t xml:space="preserve">] 5. HTTPS </w:t>
+      </w:r>
+      <w:r>
+        <w:rPr>
+          <w:rFonts w:hint="eastAsia"/>
+        </w:rPr>
+        <w:t>적용을 위해 인증서 발급받기</w:t>
+      </w:r>
+    </w:p>
+    <w:p/>
+    <w:p/>
+    <w:p>
+      <w:pPr>
+        <w:pStyle w:val="1"/>
+      </w:pPr>
+      <w:r>
+        <w:rPr>
+          <w:rFonts w:hint="eastAsia"/>
+        </w:rPr>
+        <w:t>[실습]</w:t>
+      </w:r>
+      <w:r>
+        <w:t xml:space="preserve"> 6. ELB</w:t>
+      </w:r>
+      <w:r>
+        <w:rPr>
+          <w:rFonts w:hint="eastAsia"/>
+        </w:rPr>
+        <w:t xml:space="preserve">에 </w:t>
+      </w:r>
+      <w:r>
+        <w:t xml:space="preserve">HTTPS </w:t>
+      </w:r>
+      <w:r>
+        <w:rPr>
+          <w:rFonts w:hint="eastAsia"/>
+        </w:rPr>
+        <w:t>설정하기</w:t>
+      </w:r>
+    </w:p>
+    <w:p/>
+    <w:p/>
+    <w:p>
+      <w:pPr>
+        <w:pStyle w:val="1"/>
+      </w:pPr>
+      <w:r>
+        <w:rPr>
+          <w:rFonts w:hint="eastAsia"/>
+        </w:rPr>
+        <w:t xml:space="preserve">비용 나가지 않게 </w:t>
+      </w:r>
+      <w:r>
+        <w:t xml:space="preserve">ELB </w:t>
+      </w:r>
+      <w:r>
+        <w:rPr>
+          <w:rFonts w:hint="eastAsia"/>
+        </w:rPr>
+        <w:t>깔끔하게 종료하기</w:t>
+      </w:r>
+    </w:p>
+    <w:p/>
+    <w:p/>
+    <w:p>
+      <w:pPr>
+        <w:pStyle w:val="1"/>
+      </w:pPr>
+      <w:r>
+        <w:rPr>
+          <w:rFonts w:hint="eastAsia"/>
+        </w:rPr>
+        <w:t>[보충 강의</w:t>
+      </w:r>
+      <w:r>
+        <w:t xml:space="preserve">] HTTPS </w:t>
+      </w:r>
+      <w:r>
+        <w:rPr>
+          <w:rFonts w:hint="eastAsia"/>
+        </w:rPr>
+        <w:t xml:space="preserve">연결 시 </w:t>
+      </w:r>
+      <w:r>
+        <w:t>ELB vs Ngins, Certbot</w:t>
+      </w:r>
+    </w:p>
+    <w:p/>
+    <w:p/>
+    <w:p>
+      <w:pPr>
+        <w:pStyle w:val="1"/>
+      </w:pPr>
+      <w:r>
+        <w:t>[</w:t>
+      </w:r>
+      <w:r>
+        <w:rPr>
+          <w:rFonts w:hint="eastAsia"/>
+        </w:rPr>
+        <w:t>보충 강의]</w:t>
+      </w:r>
+      <w:r>
+        <w:t xml:space="preserve"> Nginx, Certbot</w:t>
+      </w:r>
+      <w:r>
+        <w:rPr>
+          <w:rFonts w:hint="eastAsia"/>
+        </w:rPr>
+        <w:t xml:space="preserve">을 활용해 </w:t>
+      </w:r>
+      <w:r>
+        <w:t xml:space="preserve">Https </w:t>
+      </w:r>
+      <w:r>
+        <w:rPr>
+          <w:rFonts w:hint="eastAsia"/>
+        </w:rPr>
+        <w:t>연결하기</w:t>
+      </w:r>
+    </w:p>
+    <w:p/>
     <w:p/>
     <w:sectPr>
       <w:pgSz w:w="11906" w:h="16838"/>
@@ -128,6 +1668,119 @@
     </w:lvl>
   </w:abstractNum>
   <w:abstractNum w:abstractNumId="1" w15:restartNumberingAfterBreak="0">
+    <w:nsid w:val="088C1F49"/>
+    <w:multiLevelType w:val="hybridMultilevel"/>
+    <w:tmpl w:val="F34E8EE6"/>
+    <w:lvl w:ilvl="0" w:tplc="04090001">
+      <w:start w:val="1"/>
+      <w:numFmt w:val="bullet"/>
+      <w:lvlText w:val=""/>
+      <w:lvlJc w:val="left"/>
+      <w:pPr>
+        <w:ind w:left="880" w:hanging="440"/>
+      </w:pPr>
+      <w:rPr>
+        <w:rFonts w:ascii="Wingdings" w:hAnsi="Wingdings" w:hint="default"/>
+      </w:rPr>
+    </w:lvl>
+    <w:lvl w:ilvl="1" w:tplc="04090003">
+      <w:start w:val="1"/>
+      <w:numFmt w:val="bullet"/>
+      <w:lvlText w:val=""/>
+      <w:lvlJc w:val="left"/>
+      <w:pPr>
+        <w:ind w:left="1320" w:hanging="440"/>
+      </w:pPr>
+      <w:rPr>
+        <w:rFonts w:ascii="Wingdings" w:hAnsi="Wingdings" w:hint="default"/>
+      </w:rPr>
+    </w:lvl>
+    <w:lvl w:ilvl="2" w:tplc="04090005" w:tentative="1">
+      <w:start w:val="1"/>
+      <w:numFmt w:val="bullet"/>
+      <w:lvlText w:val=""/>
+      <w:lvlJc w:val="left"/>
+      <w:pPr>
+        <w:ind w:left="1760" w:hanging="440"/>
+      </w:pPr>
+      <w:rPr>
+        <w:rFonts w:ascii="Wingdings" w:hAnsi="Wingdings" w:hint="default"/>
+      </w:rPr>
+    </w:lvl>
+    <w:lvl w:ilvl="3" w:tplc="04090001" w:tentative="1">
+      <w:start w:val="1"/>
+      <w:numFmt w:val="bullet"/>
+      <w:lvlText w:val=""/>
+      <w:lvlJc w:val="left"/>
+      <w:pPr>
+        <w:ind w:left="2200" w:hanging="440"/>
+      </w:pPr>
+      <w:rPr>
+        <w:rFonts w:ascii="Wingdings" w:hAnsi="Wingdings" w:hint="default"/>
+      </w:rPr>
+    </w:lvl>
+    <w:lvl w:ilvl="4" w:tplc="04090003" w:tentative="1">
+      <w:start w:val="1"/>
+      <w:numFmt w:val="bullet"/>
+      <w:lvlText w:val=""/>
+      <w:lvlJc w:val="left"/>
+      <w:pPr>
+        <w:ind w:left="2640" w:hanging="440"/>
+      </w:pPr>
+      <w:rPr>
+        <w:rFonts w:ascii="Wingdings" w:hAnsi="Wingdings" w:hint="default"/>
+      </w:rPr>
+    </w:lvl>
+    <w:lvl w:ilvl="5" w:tplc="04090005" w:tentative="1">
+      <w:start w:val="1"/>
+      <w:numFmt w:val="bullet"/>
+      <w:lvlText w:val=""/>
+      <w:lvlJc w:val="left"/>
+      <w:pPr>
+        <w:ind w:left="3080" w:hanging="440"/>
+      </w:pPr>
+      <w:rPr>
+        <w:rFonts w:ascii="Wingdings" w:hAnsi="Wingdings" w:hint="default"/>
+      </w:rPr>
+    </w:lvl>
+    <w:lvl w:ilvl="6" w:tplc="04090001" w:tentative="1">
+      <w:start w:val="1"/>
+      <w:numFmt w:val="bullet"/>
+      <w:lvlText w:val=""/>
+      <w:lvlJc w:val="left"/>
+      <w:pPr>
+        <w:ind w:left="3520" w:hanging="440"/>
+      </w:pPr>
+      <w:rPr>
+        <w:rFonts w:ascii="Wingdings" w:hAnsi="Wingdings" w:hint="default"/>
+      </w:rPr>
+    </w:lvl>
+    <w:lvl w:ilvl="7" w:tplc="04090003" w:tentative="1">
+      <w:start w:val="1"/>
+      <w:numFmt w:val="bullet"/>
+      <w:lvlText w:val=""/>
+      <w:lvlJc w:val="left"/>
+      <w:pPr>
+        <w:ind w:left="3960" w:hanging="440"/>
+      </w:pPr>
+      <w:rPr>
+        <w:rFonts w:ascii="Wingdings" w:hAnsi="Wingdings" w:hint="default"/>
+      </w:rPr>
+    </w:lvl>
+    <w:lvl w:ilvl="8" w:tplc="04090005" w:tentative="1">
+      <w:start w:val="1"/>
+      <w:numFmt w:val="bullet"/>
+      <w:lvlText w:val=""/>
+      <w:lvlJc w:val="left"/>
+      <w:pPr>
+        <w:ind w:left="4400" w:hanging="440"/>
+      </w:pPr>
+      <w:rPr>
+        <w:rFonts w:ascii="Wingdings" w:hAnsi="Wingdings" w:hint="default"/>
+      </w:rPr>
+    </w:lvl>
+  </w:abstractNum>
+  <w:abstractNum w:abstractNumId="2" w15:restartNumberingAfterBreak="0">
     <w:nsid w:val="1E8D367A"/>
     <w:multiLevelType w:val="hybridMultilevel"/>
     <w:tmpl w:val="274AAD22"/>
@@ -240,7 +1893,7 @@
       </w:rPr>
     </w:lvl>
   </w:abstractNum>
-  <w:abstractNum w:abstractNumId="2" w15:restartNumberingAfterBreak="0">
+  <w:abstractNum w:abstractNumId="3" w15:restartNumberingAfterBreak="0">
     <w:nsid w:val="24F8672C"/>
     <w:multiLevelType w:val="hybridMultilevel"/>
     <w:tmpl w:val="F368A258"/>
@@ -329,7 +1982,96 @@
       </w:pPr>
     </w:lvl>
   </w:abstractNum>
-  <w:abstractNum w:abstractNumId="3" w15:restartNumberingAfterBreak="0">
+  <w:abstractNum w:abstractNumId="4" w15:restartNumberingAfterBreak="0">
+    <w:nsid w:val="2B3553FF"/>
+    <w:multiLevelType w:val="hybridMultilevel"/>
+    <w:tmpl w:val="6C822614"/>
+    <w:lvl w:ilvl="0" w:tplc="D4100B78">
+      <w:start w:val="1"/>
+      <w:numFmt w:val="decimal"/>
+      <w:lvlText w:val="%1."/>
+      <w:lvlJc w:val="left"/>
+      <w:pPr>
+        <w:ind w:left="800" w:hanging="360"/>
+      </w:pPr>
+      <w:rPr>
+        <w:rFonts w:hint="default"/>
+      </w:rPr>
+    </w:lvl>
+    <w:lvl w:ilvl="1" w:tplc="04090019" w:tentative="1">
+      <w:start w:val="1"/>
+      <w:numFmt w:val="upperLetter"/>
+      <w:lvlText w:val="%2."/>
+      <w:lvlJc w:val="left"/>
+      <w:pPr>
+        <w:ind w:left="1320" w:hanging="440"/>
+      </w:pPr>
+    </w:lvl>
+    <w:lvl w:ilvl="2" w:tplc="0409001B" w:tentative="1">
+      <w:start w:val="1"/>
+      <w:numFmt w:val="lowerRoman"/>
+      <w:lvlText w:val="%3."/>
+      <w:lvlJc w:val="right"/>
+      <w:pPr>
+        <w:ind w:left="1760" w:hanging="440"/>
+      </w:pPr>
+    </w:lvl>
+    <w:lvl w:ilvl="3" w:tplc="0409000F" w:tentative="1">
+      <w:start w:val="1"/>
+      <w:numFmt w:val="decimal"/>
+      <w:lvlText w:val="%4."/>
+      <w:lvlJc w:val="left"/>
+      <w:pPr>
+        <w:ind w:left="2200" w:hanging="440"/>
+      </w:pPr>
+    </w:lvl>
+    <w:lvl w:ilvl="4" w:tplc="04090019" w:tentative="1">
+      <w:start w:val="1"/>
+      <w:numFmt w:val="upperLetter"/>
+      <w:lvlText w:val="%5."/>
+      <w:lvlJc w:val="left"/>
+      <w:pPr>
+        <w:ind w:left="2640" w:hanging="440"/>
+      </w:pPr>
+    </w:lvl>
+    <w:lvl w:ilvl="5" w:tplc="0409001B" w:tentative="1">
+      <w:start w:val="1"/>
+      <w:numFmt w:val="lowerRoman"/>
+      <w:lvlText w:val="%6."/>
+      <w:lvlJc w:val="right"/>
+      <w:pPr>
+        <w:ind w:left="3080" w:hanging="440"/>
+      </w:pPr>
+    </w:lvl>
+    <w:lvl w:ilvl="6" w:tplc="0409000F" w:tentative="1">
+      <w:start w:val="1"/>
+      <w:numFmt w:val="decimal"/>
+      <w:lvlText w:val="%7."/>
+      <w:lvlJc w:val="left"/>
+      <w:pPr>
+        <w:ind w:left="3520" w:hanging="440"/>
+      </w:pPr>
+    </w:lvl>
+    <w:lvl w:ilvl="7" w:tplc="04090019" w:tentative="1">
+      <w:start w:val="1"/>
+      <w:numFmt w:val="upperLetter"/>
+      <w:lvlText w:val="%8."/>
+      <w:lvlJc w:val="left"/>
+      <w:pPr>
+        <w:ind w:left="3960" w:hanging="440"/>
+      </w:pPr>
+    </w:lvl>
+    <w:lvl w:ilvl="8" w:tplc="0409001B" w:tentative="1">
+      <w:start w:val="1"/>
+      <w:numFmt w:val="lowerRoman"/>
+      <w:lvlText w:val="%9."/>
+      <w:lvlJc w:val="right"/>
+      <w:pPr>
+        <w:ind w:left="4400" w:hanging="440"/>
+      </w:pPr>
+    </w:lvl>
+  </w:abstractNum>
+  <w:abstractNum w:abstractNumId="5" w15:restartNumberingAfterBreak="0">
     <w:nsid w:val="645B45D2"/>
     <w:multiLevelType w:val="hybridMultilevel"/>
     <w:tmpl w:val="11428168"/>
@@ -418,7 +2160,7 @@
       </w:pPr>
     </w:lvl>
   </w:abstractNum>
-  <w:abstractNum w:abstractNumId="4" w15:restartNumberingAfterBreak="0">
+  <w:abstractNum w:abstractNumId="6" w15:restartNumberingAfterBreak="0">
     <w:nsid w:val="6C4E3AC8"/>
     <w:multiLevelType w:val="hybridMultilevel"/>
     <w:tmpl w:val="1F7A0E02"/>
@@ -507,7 +2249,7 @@
       </w:pPr>
     </w:lvl>
   </w:abstractNum>
-  <w:abstractNum w:abstractNumId="5" w15:restartNumberingAfterBreak="0">
+  <w:abstractNum w:abstractNumId="7" w15:restartNumberingAfterBreak="0">
     <w:nsid w:val="6C6648B1"/>
     <w:multiLevelType w:val="hybridMultilevel"/>
     <w:tmpl w:val="D8C0018A"/>
@@ -600,18 +2342,24 @@
     <w:abstractNumId w:val="0"/>
   </w:num>
   <w:num w:numId="2" w16cid:durableId="2050064200">
+    <w:abstractNumId w:val="7"/>
+  </w:num>
+  <w:num w:numId="3" w16cid:durableId="334042425">
+    <w:abstractNumId w:val="3"/>
+  </w:num>
+  <w:num w:numId="4" w16cid:durableId="1053312061">
+    <w:abstractNumId w:val="6"/>
+  </w:num>
+  <w:num w:numId="5" w16cid:durableId="1921674037">
     <w:abstractNumId w:val="5"/>
   </w:num>
-  <w:num w:numId="3" w16cid:durableId="334042425">
+  <w:num w:numId="6" w16cid:durableId="319040084">
     <w:abstractNumId w:val="2"/>
   </w:num>
-  <w:num w:numId="4" w16cid:durableId="1053312061">
+  <w:num w:numId="7" w16cid:durableId="1425875862">
     <w:abstractNumId w:val="4"/>
   </w:num>
-  <w:num w:numId="5" w16cid:durableId="1921674037">
-    <w:abstractNumId w:val="3"/>
-  </w:num>
-  <w:num w:numId="6" w16cid:durableId="319040084">
+  <w:num w:numId="8" w16cid:durableId="1631739179">
     <w:abstractNumId w:val="1"/>
   </w:num>
 </w:numbering>
